--- a/Fiche_Julien_Chibli_2026-2027.docx
+++ b/Fiche_Julien_Chibli_2026-2027.docx
@@ -6341,7 +6341,7 @@
                 <w:sz w:val="19"/>
                 <w:szCs w:val="19"/>
               </w:rPr>
-              <w:t xml:space="preserve">7 cours   ·   8,5 h   ·   20 élèves</w:t>
+              <w:t xml:space="preserve">7 cours   ·   8,5 h   ·   21 élèves</w:t>
             </w:r>
           </w:p>
         </w:tc>
@@ -6852,7 +6852,7 @@
                 <w:sz w:val="16"/>
                 <w:szCs w:val="16"/>
               </w:rPr>
-              <w:t xml:space="preserve">   2013 · 13.6</w:t>
+              <w:t xml:space="preserve">   2013 · 13.7</w:t>
             </w:r>
           </w:p>
         </w:tc>
@@ -7101,7 +7101,7 @@
                 <w:sz w:val="19"/>
                 <w:szCs w:val="19"/>
               </w:rPr>
-              <w:t xml:space="preserve">LUMBU Elisabeth</w:t>
+              <w:t xml:space="preserve">HASINI Loganda Harish</w:t>
             </w:r>
             <w:r>
               <w:rPr>
@@ -7110,7 +7110,7 @@
                 <w:sz w:val="16"/>
                 <w:szCs w:val="16"/>
               </w:rPr>
-              <w:t xml:space="preserve">   2010 · 16.2</w:t>
+              <w:t xml:space="preserve">   2012 · 14.3</w:t>
             </w:r>
           </w:p>
         </w:tc>
@@ -7151,7 +7151,7 @@
                 <w:sz w:val="19"/>
                 <w:szCs w:val="19"/>
               </w:rPr>
-              <w:t xml:space="preserve">SUCIU Hanna</w:t>
+              <w:t xml:space="preserve">PLATEAU BERTELS June</w:t>
             </w:r>
             <w:r>
               <w:rPr>
@@ -7160,7 +7160,7 @@
                 <w:sz w:val="16"/>
                 <w:szCs w:val="16"/>
               </w:rPr>
-              <w:t xml:space="preserve">   2012 · 14.1</w:t>
+              <w:t xml:space="preserve">   2013 · 13.3</w:t>
             </w:r>
           </w:p>
         </w:tc>
@@ -7206,7 +7206,7 @@
                 <w:sz w:val="19"/>
                 <w:szCs w:val="19"/>
               </w:rPr>
-              <w:t xml:space="preserve">PLATEAU BERTELS June</w:t>
+              <w:t xml:space="preserve">LUMBU Elisabeth</w:t>
             </w:r>
             <w:r>
               <w:rPr>
@@ -7215,7 +7215,7 @@
                 <w:sz w:val="16"/>
                 <w:szCs w:val="16"/>
               </w:rPr>
-              <w:t xml:space="preserve">   2013 · 13.3</w:t>
+              <w:t xml:space="preserve">   2010 · 16.2</w:t>
             </w:r>
           </w:p>
         </w:tc>
@@ -7243,11 +7243,29 @@
             <w:r>
               <w:rPr>
                 <w:rFonts w:ascii="Calibri" w:cs="Calibri" w:eastAsia="Calibri" w:hAnsi="Calibri"/>
+                <w:color w:val="AAAAAA"/>
+                <w:sz w:val="17"/>
+                <w:szCs w:val="17"/>
+              </w:rPr>
+              <w:t xml:space="preserve">04.  </w:t>
+            </w:r>
+            <w:r>
+              <w:rPr>
+                <w:rFonts w:ascii="Calibri" w:cs="Calibri" w:eastAsia="Calibri" w:hAnsi="Calibri"/>
                 <w:color w:val="2E2E2E"/>
-                <w:sz w:val="14"/>
-                <w:szCs w:val="14"/>
-              </w:rPr>
-              <w:t xml:space="preserve"/>
+                <w:sz w:val="19"/>
+                <w:szCs w:val="19"/>
+              </w:rPr>
+              <w:t xml:space="preserve">SUCIU Hanna</w:t>
+            </w:r>
+            <w:r>
+              <w:rPr>
+                <w:rFonts w:ascii="Calibri" w:cs="Calibri" w:eastAsia="Calibri" w:hAnsi="Calibri"/>
+                <w:color w:val="6E6E6E"/>
+                <w:sz w:val="16"/>
+                <w:szCs w:val="16"/>
+              </w:rPr>
+              <w:t xml:space="preserve">   2012 · 14.1</w:t>
             </w:r>
           </w:p>
         </w:tc>
@@ -7425,7 +7443,7 @@
                 <w:sz w:val="22"/>
                 <w:szCs w:val="22"/>
               </w:rPr>
-              <w:t xml:space="preserve">      Jaune</w:t>
+              <w:t xml:space="preserve">      Vert</w:t>
             </w:r>
           </w:p>
         </w:tc>

--- a/Fiche_Julien_Chibli_2026-2027.docx
+++ b/Fiche_Julien_Chibli_2026-2027.docx
@@ -825,7 +825,7 @@
                 <w:sz w:val="16"/>
                 <w:szCs w:val="16"/>
               </w:rPr>
-              <w:t xml:space="preserve">   2017 · 9.5</w:t>
+              <w:t xml:space="preserve">   2017 · 9.6</w:t>
             </w:r>
           </w:p>
         </w:tc>
@@ -1923,7 +1923,7 @@
                 <w:sz w:val="16"/>
                 <w:szCs w:val="16"/>
               </w:rPr>
-              <w:t xml:space="preserve">   2016 · 10.4</w:t>
+              <w:t xml:space="preserve">   2016 · 10.5</w:t>
             </w:r>
           </w:p>
         </w:tc>
@@ -1973,7 +1973,7 @@
                 <w:sz w:val="16"/>
                 <w:szCs w:val="16"/>
               </w:rPr>
-              <w:t xml:space="preserve">   2016 · 10</w:t>
+              <w:t xml:space="preserve">   2016 · 10.1</w:t>
             </w:r>
           </w:p>
         </w:tc>
@@ -2078,7 +2078,7 @@
                 <w:sz w:val="16"/>
                 <w:szCs w:val="16"/>
               </w:rPr>
-              <w:t xml:space="preserve">   2016 · 10.5</w:t>
+              <w:t xml:space="preserve">   2016 · 10.6</w:t>
             </w:r>
           </w:p>
         </w:tc>
@@ -2539,7 +2539,7 @@
                 <w:sz w:val="16"/>
                 <w:szCs w:val="16"/>
               </w:rPr>
-              <w:t xml:space="preserve">   1973 · 52.7</w:t>
+              <w:t xml:space="preserve">   1973 · 52.8</w:t>
             </w:r>
           </w:p>
         </w:tc>
@@ -2589,7 +2589,7 @@
                 <w:sz w:val="16"/>
                 <w:szCs w:val="16"/>
               </w:rPr>
-              <w:t xml:space="preserve">   1979 · 47.3</w:t>
+              <w:t xml:space="preserve">   1979 · 47.4</w:t>
             </w:r>
           </w:p>
         </w:tc>
@@ -2644,7 +2644,7 @@
                 <w:sz w:val="16"/>
                 <w:szCs w:val="16"/>
               </w:rPr>
-              <w:t xml:space="preserve">   1975 · 51.4</w:t>
+              <w:t xml:space="preserve">   1975 · 51.5</w:t>
             </w:r>
           </w:p>
         </w:tc>

--- a/Fiche_Julien_Chibli_2026-2027.docx
+++ b/Fiche_Julien_Chibli_2026-2027.docx
@@ -3323,7 +3323,7 @@
                 <w:sz w:val="16"/>
                 <w:szCs w:val="16"/>
               </w:rPr>
-              <w:t xml:space="preserve">   2016 · 10.4</w:t>
+              <w:t xml:space="preserve">   2016 · 10.5</w:t>
             </w:r>
           </w:p>
         </w:tc>
@@ -3428,7 +3428,7 @@
                 <w:sz w:val="16"/>
                 <w:szCs w:val="16"/>
               </w:rPr>
-              <w:t xml:space="preserve">   2016 · 10.5</w:t>
+              <w:t xml:space="preserve">   2016 · 10.6</w:t>
             </w:r>
           </w:p>
         </w:tc>

--- a/Fiche_Julien_Chibli_2026-2027.docx
+++ b/Fiche_Julien_Chibli_2026-2027.docx
@@ -4576,7 +4576,7 @@
                 <w:sz w:val="16"/>
                 <w:szCs w:val="16"/>
               </w:rPr>
-              <w:t xml:space="preserve">   1972 · 54.1</w:t>
+              <w:t xml:space="preserve">   1972 · 54.2</w:t>
             </w:r>
           </w:p>
         </w:tc>

--- a/Fiche_Julien_Chibli_2026-2027.docx
+++ b/Fiche_Julien_Chibli_2026-2027.docx
@@ -4913,7 +4913,7 @@
                 <w:sz w:val="19"/>
                 <w:szCs w:val="19"/>
               </w:rPr>
-              <w:t xml:space="preserve">5 cours   ·   7 h   ·   13 élèves</w:t>
+              <w:t xml:space="preserve">5 cours   ·   7 h   ·   14 élèves</w:t>
             </w:r>
           </w:p>
         </w:tc>
@@ -5066,7 +5066,7 @@
                 <w:sz w:val="16"/>
                 <w:szCs w:val="16"/>
               </w:rPr>
-              <w:t xml:space="preserve">   1983 · 43.6</w:t>
+              <w:t xml:space="preserve">   1983 · 43.7</w:t>
             </w:r>
           </w:p>
         </w:tc>
@@ -5637,7 +5637,7 @@
                 <w:sz w:val="19"/>
                 <w:szCs w:val="19"/>
               </w:rPr>
-              <w:t xml:space="preserve">DELLICOUR Jeremie</w:t>
+              <w:t xml:space="preserve">AHMED Nathy</w:t>
             </w:r>
             <w:r>
               <w:rPr>
@@ -5646,7 +5646,7 @@
                 <w:sz w:val="16"/>
                 <w:szCs w:val="16"/>
               </w:rPr>
-              <w:t xml:space="preserve">   1975 · 51.6</w:t>
+              <w:t xml:space="preserve">   2005 · 21.7</w:t>
             </w:r>
           </w:p>
         </w:tc>
@@ -5678,7 +5678,7 @@
                 <w:sz w:val="17"/>
                 <w:szCs w:val="17"/>
               </w:rPr>
-              <w:t xml:space="preserve">03.  </w:t>
+              <w:t xml:space="preserve">04.  </w:t>
             </w:r>
             <w:r>
               <w:rPr>
@@ -5696,7 +5696,7 @@
                 <w:sz w:val="16"/>
                 <w:szCs w:val="16"/>
               </w:rPr>
-              <w:t xml:space="preserve">   1975 · 51.2</w:t>
+              <w:t xml:space="preserve">   1975 · 51.3</w:t>
             </w:r>
           </w:p>
         </w:tc>
@@ -5742,7 +5742,7 @@
                 <w:sz w:val="19"/>
                 <w:szCs w:val="19"/>
               </w:rPr>
-              <w:t xml:space="preserve">DENIS Gus</w:t>
+              <w:t xml:space="preserve">DELLICOUR Jeremie</w:t>
             </w:r>
             <w:r>
               <w:rPr>
@@ -5751,7 +5751,7 @@
                 <w:sz w:val="16"/>
                 <w:szCs w:val="16"/>
               </w:rPr>
-              <w:t xml:space="preserve">   2011 · 14.7</w:t>
+              <w:t xml:space="preserve">   1975 · 51.6</w:t>
             </w:r>
           </w:p>
         </w:tc>
@@ -5783,7 +5783,7 @@
                 <w:sz w:val="17"/>
                 <w:szCs w:val="17"/>
               </w:rPr>
-              <w:t xml:space="preserve">04.  </w:t>
+              <w:t xml:space="preserve">05.  </w:t>
             </w:r>
             <w:r>
               <w:rPr>
@@ -5802,6 +5802,93 @@
                 <w:szCs w:val="16"/>
               </w:rPr>
               <w:t xml:space="preserve">   1969 · 57</w:t>
+            </w:r>
+          </w:p>
+        </w:tc>
+      </w:tr>
+      <w:tr>
+        <w:trPr>
+          <w:trHeight w:val="317" w:hRule="atLeast"/>
+        </w:trPr>
+        <w:tc>
+          <w:tcPr>
+            <w:tcW w:type="dxa" w:w="4818"/>
+            <w:tcBorders>
+              <w:top w:val="none" w:color="FFFFFF" w:sz="0"/>
+              <w:left w:val="none" w:color="FFFFFF" w:sz="0"/>
+              <w:bottom w:val="none" w:color="FFFFFF" w:sz="0"/>
+              <w:right w:val="none" w:color="FFFFFF" w:sz="0"/>
+            </w:tcBorders>
+            <w:tcMar>
+              <w:top w:type="dxa" w:w="34"/>
+              <w:left w:type="dxa" w:w="226"/>
+              <w:bottom w:type="dxa" w:w="34"/>
+              <w:right w:type="dxa" w:w="113"/>
+            </w:tcMar>
+            <w:vAlign w:val="center"/>
+          </w:tcPr>
+          <w:p>
+            <w:pPr>
+              <w:spacing w:after="0" w:before="0" w:line="220"/>
+            </w:pPr>
+            <w:r>
+              <w:rPr>
+                <w:rFonts w:ascii="Calibri" w:cs="Calibri" w:eastAsia="Calibri" w:hAnsi="Calibri"/>
+                <w:color w:val="AAAAAA"/>
+                <w:sz w:val="17"/>
+                <w:szCs w:val="17"/>
+              </w:rPr>
+              <w:t xml:space="preserve">03.  </w:t>
+            </w:r>
+            <w:r>
+              <w:rPr>
+                <w:rFonts w:ascii="Calibri" w:cs="Calibri" w:eastAsia="Calibri" w:hAnsi="Calibri"/>
+                <w:color w:val="2E2E2E"/>
+                <w:sz w:val="19"/>
+                <w:szCs w:val="19"/>
+              </w:rPr>
+              <w:t xml:space="preserve">DENIS Gus</w:t>
+            </w:r>
+            <w:r>
+              <w:rPr>
+                <w:rFonts w:ascii="Calibri" w:cs="Calibri" w:eastAsia="Calibri" w:hAnsi="Calibri"/>
+                <w:color w:val="6E6E6E"/>
+                <w:sz w:val="16"/>
+                <w:szCs w:val="16"/>
+              </w:rPr>
+              <w:t xml:space="preserve">   2011 · 14.8</w:t>
+            </w:r>
+          </w:p>
+        </w:tc>
+        <w:tc>
+          <w:tcPr>
+            <w:tcW w:type="dxa" w:w="4818"/>
+            <w:tcBorders>
+              <w:top w:val="none" w:color="FFFFFF" w:sz="0"/>
+              <w:left w:val="none" w:color="FFFFFF" w:sz="0"/>
+              <w:bottom w:val="none" w:color="FFFFFF" w:sz="0"/>
+              <w:right w:val="none" w:color="FFFFFF" w:sz="0"/>
+            </w:tcBorders>
+            <w:tcMar>
+              <w:top w:type="dxa" w:w="34"/>
+              <w:left w:type="dxa" w:w="226"/>
+              <w:bottom w:type="dxa" w:w="34"/>
+              <w:right w:type="dxa" w:w="113"/>
+            </w:tcMar>
+            <w:vAlign w:val="center"/>
+          </w:tcPr>
+          <w:p>
+            <w:pPr>
+              <w:spacing w:after="0" w:before="0" w:line="220"/>
+            </w:pPr>
+            <w:r>
+              <w:rPr>
+                <w:rFonts w:ascii="Calibri" w:cs="Calibri" w:eastAsia="Calibri" w:hAnsi="Calibri"/>
+                <w:color w:val="2E2E2E"/>
+                <w:sz w:val="14"/>
+                <w:szCs w:val="14"/>
+              </w:rPr>
+              <w:t xml:space="preserve"/>
             </w:r>
           </w:p>
         </w:tc>
@@ -5871,7 +5958,7 @@
                 <w:sz w:val="19"/>
                 <w:szCs w:val="19"/>
               </w:rPr>
-              <w:t xml:space="preserve">      Terrain 4</w:t>
+              <w:t xml:space="preserve">      Terrain 3</w:t>
             </w:r>
             <w:r>
               <w:rPr>

--- a/Fiche_Julien_Chibli_2026-2027.docx
+++ b/Fiche_Julien_Chibli_2026-2027.docx
@@ -6686,7 +6686,7 @@
                 <w:sz w:val="16"/>
                 <w:szCs w:val="16"/>
               </w:rPr>
-              <w:t xml:space="preserve">   1972 · 54.5</w:t>
+              <w:t xml:space="preserve">   1972 · 54.6</w:t>
             </w:r>
           </w:p>
         </w:tc>
@@ -6889,7 +6889,7 @@
                 <w:sz w:val="16"/>
                 <w:szCs w:val="16"/>
               </w:rPr>
-              <w:t xml:space="preserve">   2011 · 15.2</w:t>
+              <w:t xml:space="preserve">   2011 · 15.3</w:t>
             </w:r>
           </w:p>
         </w:tc>
@@ -8250,7 +8250,7 @@
                 <w:sz w:val="16"/>
                 <w:szCs w:val="16"/>
               </w:rPr>
-              <w:t xml:space="preserve">   2009 · 17.1</w:t>
+              <w:t xml:space="preserve">   2009 · 17.2</w:t>
             </w:r>
           </w:p>
         </w:tc>
